--- a/Week02/Lab/Week2_Lab.docx
+++ b/Week02/Lab/Week2_Lab.docx
@@ -34,7 +34,36 @@
           <w:b/>
           <w:bCs/>
         </w:rPr>
-        <w:t xml:space="preserve">Web App </w:t>
+        <w:t>Web App</w:t>
+      </w:r>
+      <w:r>
+        <w:rPr>
+          <w:b/>
+          <w:bCs/>
+        </w:rPr>
+        <w:t>:</w:t>
+      </w:r>
+    </w:p>
+    <w:p>
+      <w:r>
+        <w:rPr>
+          <w:b/>
+          <w:bCs/>
+        </w:rPr>
+        <w:tab/>
+      </w:r>
+      <w:r>
+        <w:t xml:space="preserve">Used </w:t>
+      </w:r>
+      <w:r>
+        <w:rPr>
+          <w:b/>
+          <w:bCs/>
+        </w:rPr>
+        <w:t>2022 data per ESRI tutorial</w:t>
+      </w:r>
+      <w:r>
+        <w:t xml:space="preserve"> instead of 2020 data per the .ppt, so results look a little different.</w:t>
       </w:r>
     </w:p>
     <w:p>
@@ -64,6 +93,10 @@
           <w:ilvl w:val="0"/>
           <w:numId w:val="1"/>
         </w:numPr>
+        <w:rPr>
+          <w:b/>
+          <w:bCs/>
+        </w:rPr>
       </w:pPr>
       <w:r>
         <w:rPr>
@@ -77,19 +110,19 @@
           <w:rPr>
             <w:rStyle w:val="Hyperlink"/>
           </w:rPr>
-          <w:t>https://tamu.maps.arcgis.com/apps/instant/b</w:t>
+          <w:t>https://tamu.maps.arcgis.com/apps/instant/basic/index.html?appid=0d8905eb55bf4f888c06b399ca4768</w:t>
         </w:r>
         <w:r>
           <w:rPr>
             <w:rStyle w:val="Hyperlink"/>
           </w:rPr>
-          <w:t>a</w:t>
+          <w:t>9</w:t>
         </w:r>
         <w:r>
           <w:rPr>
             <w:rStyle w:val="Hyperlink"/>
           </w:rPr>
-          <w:t>sic/index.html?appid=0d8905eb55bf4f888c06b399ca476894</w:t>
+          <w:t>4</w:t>
         </w:r>
       </w:hyperlink>
     </w:p>
